--- a/docs/PATCHWORK_Manual.docx
+++ b/docs/PATCHWORK_Manual.docx
@@ -16359,7 +16359,7 @@
           <w:b/>
           <w:bCs/>
         </w:rPr>
-        <w:t xml:space="preserve">Alex D’Souza</w:t>
+        <w:t xml:space="preserve">Alex Dsouza</w:t>
       </w:r>
       <w:r>
         <w:rPr>

--- a/docs/PATCHWORK_Manual.docx
+++ b/docs/PATCHWORK_Manual.docx
@@ -228,7 +228,7 @@
                 <w:sz w:val="19"/>
                 <w:szCs w:val="19"/>
               </w:rPr>
-              <w:t xml:space="preserve">PATCHWORK prototype v1.0</w:t>
+              <w:t xml:space="preserve">PATCHWORK prototype v1.0.3</w:t>
             </w:r>
           </w:p>
         </w:tc>
@@ -372,7 +372,7 @@
                 <w:sz w:val="19"/>
                 <w:szCs w:val="19"/>
               </w:rPr>
-              <w:t xml:space="preserve">10 October 2026</w:t>
+              <w:t xml:space="preserve">11 October 2026 (v1.0.3)</w:t>
             </w:r>
           </w:p>
         </w:tc>
@@ -1529,6 +1529,74 @@
             <w:r>
               <w:fldChar w:fldCharType="begin" w:dirty="true"/>
               <w:instrText xml:space="preserve">PAGEREF _Toc46 \h</w:instrText>
+              <w:fldChar w:fldCharType="separate"/>
+              <w:fldChar w:fldCharType="end"/>
+            </w:r>
+          </w:hyperlink>
+        </w:p>
+        <w:p>
+          <w:pPr>
+            <w:pStyle w:val="TOC1"/>
+            <w:tabs>
+              <w:tab w:val="right" w:pos="9638" w:leader="dot"/>
+            </w:tabs>
+          </w:pPr>
+          <w:hyperlink w:history="1" w:anchor="_Toc47">
+            <w:r>
+              <w:t xml:space="preserve">14. Landing page and version history</w:t>
+            </w:r>
+            <w:r>
+              <w:tab/>
+            </w:r>
+            <w:r>
+              <w:fldChar w:fldCharType="begin" w:dirty="true"/>
+              <w:instrText xml:space="preserve">PAGEREF _Toc47 \h</w:instrText>
+              <w:fldChar w:fldCharType="separate"/>
+              <w:fldChar w:fldCharType="end"/>
+            </w:r>
+          </w:hyperlink>
+        </w:p>
+        <w:p>
+          <w:pPr>
+            <w:pStyle w:val="TOC2"/>
+            <w:tabs>
+              <w:tab w:val="right" w:pos="9638" w:leader="dot"/>
+            </w:tabs>
+            <w:ind w:left="220"/>
+          </w:pPr>
+          <w:hyperlink w:history="1" w:anchor="_Toc48">
+            <w:r>
+              <w:t xml:space="preserve">14.1 The landing page (v1.0.3)</w:t>
+            </w:r>
+            <w:r>
+              <w:tab/>
+            </w:r>
+            <w:r>
+              <w:fldChar w:fldCharType="begin" w:dirty="true"/>
+              <w:instrText xml:space="preserve">PAGEREF _Toc48 \h</w:instrText>
+              <w:fldChar w:fldCharType="separate"/>
+              <w:fldChar w:fldCharType="end"/>
+            </w:r>
+          </w:hyperlink>
+        </w:p>
+        <w:p>
+          <w:pPr>
+            <w:pStyle w:val="TOC2"/>
+            <w:tabs>
+              <w:tab w:val="right" w:pos="9638" w:leader="dot"/>
+            </w:tabs>
+            <w:ind w:left="220"/>
+          </w:pPr>
+          <w:hyperlink w:history="1" w:anchor="_Toc49">
+            <w:r>
+              <w:t xml:space="preserve">14.2 Version history</w:t>
+            </w:r>
+            <w:r>
+              <w:tab/>
+            </w:r>
+            <w:r>
+              <w:fldChar w:fldCharType="begin" w:dirty="true"/>
+              <w:instrText xml:space="preserve">PAGEREF _Toc49 \h</w:instrText>
               <w:fldChar w:fldCharType="separate"/>
               <w:fldChar w:fldCharType="end"/>
             </w:r>
@@ -5587,7 +5655,7 @@
         <w:rPr>
           <w:rFonts w:ascii="Calibri" w:cs="Calibri" w:eastAsia="Calibri" w:hAnsi="Calibri"/>
         </w:rPr>
-        <w:t xml:space="preserve">The control room. A welcome banner with quick actions; four stat tiles (live patches, awaiting review, current release, production health); the </w:t>
+        <w:t xml:space="preserve">The control room, laid out top to bottom: a </w:t>
       </w:r>
       <w:r>
         <w:rPr>
@@ -5595,13 +5663,13 @@
           <w:b/>
           <w:bCs/>
         </w:rPr>
-        <w:t xml:space="preserve">patch pipeline</w:t>
-      </w:r>
-      <w:r>
-        <w:rPr>
-          <w:rFonts w:ascii="Calibri" w:cs="Calibri" w:eastAsia="Calibri" w:hAnsi="Calibri"/>
-        </w:rPr>
-        <w:t xml:space="preserve"> (draft → in review → approved → live); </w:t>
+        <w:t xml:space="preserve">welcome strip</w:t>
+      </w:r>
+      <w:r>
+        <w:rPr>
+          <w:rFonts w:ascii="Calibri" w:cs="Calibri" w:eastAsia="Calibri" w:hAnsi="Calibri"/>
+        </w:rPr>
+        <w:t xml:space="preserve"> (“Welcome back, &lt;name&gt;”) with three large buttons — </w:t>
       </w:r>
       <w:r>
         <w:rPr>
@@ -5609,13 +5677,13 @@
           <w:b/>
           <w:bCs/>
         </w:rPr>
-        <w:t xml:space="preserve">production health</w:t>
-      </w:r>
-      <w:r>
-        <w:rPr>
-          <w:rFonts w:ascii="Calibri" w:cs="Calibri" w:eastAsia="Calibri" w:hAnsi="Calibri"/>
-        </w:rPr>
-        <w:t xml:space="preserve"> (patch errors and self-heals in the last minute, with </w:t>
+        <w:t xml:space="preserve">Create a patch</w:t>
+      </w:r>
+      <w:r>
+        <w:rPr>
+          <w:rFonts w:ascii="Calibri" w:cs="Calibri" w:eastAsia="Calibri" w:hAnsi="Calibri"/>
+        </w:rPr>
+        <w:t xml:space="preserve">, </w:t>
       </w:r>
       <w:r>
         <w:rPr>
@@ -5623,13 +5691,13 @@
           <w:b/>
           <w:bCs/>
         </w:rPr>
-        <w:t xml:space="preserve">Simulate traffic</w:t>
-      </w:r>
-      <w:r>
-        <w:rPr>
-          <w:rFonts w:ascii="Calibri" w:cs="Calibri" w:eastAsia="Calibri" w:hAnsi="Calibri"/>
-        </w:rPr>
-        <w:t xml:space="preserve"> and </w:t>
+        <w:t xml:space="preserve">Review</w:t>
+      </w:r>
+      <w:r>
+        <w:rPr>
+          <w:rFonts w:ascii="Calibri" w:cs="Calibri" w:eastAsia="Calibri" w:hAnsi="Calibri"/>
+        </w:rPr>
+        <w:t xml:space="preserve"> (shows the number waiting) and </w:t>
       </w:r>
       <w:r>
         <w:rPr>
@@ -5637,13 +5705,13 @@
           <w:b/>
           <w:bCs/>
         </w:rPr>
-        <w:t xml:space="preserve">Roll back</w:t>
-      </w:r>
-      <w:r>
-        <w:rPr>
-          <w:rFonts w:ascii="Calibri" w:cs="Calibri" w:eastAsia="Calibri" w:hAnsi="Calibri"/>
-        </w:rPr>
-        <w:t xml:space="preserve">); an </w:t>
+        <w:t xml:space="preserve">Releases</w:t>
+      </w:r>
+      <w:r>
+        <w:rPr>
+          <w:rFonts w:ascii="Calibri" w:cs="Calibri" w:eastAsia="Calibri" w:hAnsi="Calibri"/>
+        </w:rPr>
+        <w:t xml:space="preserve"> — beside the </w:t>
       </w:r>
       <w:r>
         <w:rPr>
@@ -5651,13 +5719,13 @@
           <w:b/>
           <w:bCs/>
         </w:rPr>
-        <w:t xml:space="preserve">element tracking</w:t>
-      </w:r>
-      <w:r>
-        <w:rPr>
-          <w:rFonts w:ascii="Calibri" w:cs="Calibri" w:eastAsia="Calibri" w:hAnsi="Calibri"/>
-        </w:rPr>
-        <w:t xml:space="preserve"> summary with </w:t>
+        <w:t xml:space="preserve">patch pipeline</w:t>
+      </w:r>
+      <w:r>
+        <w:rPr>
+          <w:rFonts w:ascii="Calibri" w:cs="Calibri" w:eastAsia="Calibri" w:hAnsi="Calibri"/>
+        </w:rPr>
+        <w:t xml:space="preserve"> (draft → in review → approved → live); four </w:t>
       </w:r>
       <w:r>
         <w:rPr>
@@ -5665,13 +5733,13 @@
           <w:b/>
           <w:bCs/>
         </w:rPr>
-        <w:t xml:space="preserve">Run drift check</w:t>
-      </w:r>
-      <w:r>
-        <w:rPr>
-          <w:rFonts w:ascii="Calibri" w:cs="Calibri" w:eastAsia="Calibri" w:hAnsi="Calibri"/>
-        </w:rPr>
-        <w:t xml:space="preserve">; recent activity from the audit trail; and </w:t>
+        <w:t xml:space="preserve">stat tiles</w:t>
+      </w:r>
+      <w:r>
+        <w:rPr>
+          <w:rFonts w:ascii="Calibri" w:cs="Calibri" w:eastAsia="Calibri" w:hAnsi="Calibri"/>
+        </w:rPr>
+        <w:t xml:space="preserve"> (live patches, awaiting review, current release, production health); </w:t>
       </w:r>
       <w:r>
         <w:rPr>
@@ -5679,13 +5747,111 @@
           <w:b/>
           <w:bCs/>
         </w:rPr>
+        <w:t xml:space="preserve">production health</w:t>
+      </w:r>
+      <w:r>
+        <w:rPr>
+          <w:rFonts w:ascii="Calibri" w:cs="Calibri" w:eastAsia="Calibri" w:hAnsi="Calibri"/>
+        </w:rPr>
+        <w:t xml:space="preserve"> (patch errors and self-heals in the last minute, with </w:t>
+      </w:r>
+      <w:r>
+        <w:rPr>
+          <w:rFonts w:ascii="Calibri" w:cs="Calibri" w:eastAsia="Calibri" w:hAnsi="Calibri"/>
+          <w:b/>
+          <w:bCs/>
+        </w:rPr>
+        <w:t xml:space="preserve">Simulate traffic</w:t>
+      </w:r>
+      <w:r>
+        <w:rPr>
+          <w:rFonts w:ascii="Calibri" w:cs="Calibri" w:eastAsia="Calibri" w:hAnsi="Calibri"/>
+        </w:rPr>
+        <w:t xml:space="preserve"> and </w:t>
+      </w:r>
+      <w:r>
+        <w:rPr>
+          <w:rFonts w:ascii="Calibri" w:cs="Calibri" w:eastAsia="Calibri" w:hAnsi="Calibri"/>
+          <w:b/>
+          <w:bCs/>
+        </w:rPr>
+        <w:t xml:space="preserve">Roll back</w:t>
+      </w:r>
+      <w:r>
+        <w:rPr>
+          <w:rFonts w:ascii="Calibri" w:cs="Calibri" w:eastAsia="Calibri" w:hAnsi="Calibri"/>
+        </w:rPr>
+        <w:t xml:space="preserve">); an </w:t>
+      </w:r>
+      <w:r>
+        <w:rPr>
+          <w:rFonts w:ascii="Calibri" w:cs="Calibri" w:eastAsia="Calibri" w:hAnsi="Calibri"/>
+          <w:b/>
+          <w:bCs/>
+        </w:rPr>
+        <w:t xml:space="preserve">element tracking</w:t>
+      </w:r>
+      <w:r>
+        <w:rPr>
+          <w:rFonts w:ascii="Calibri" w:cs="Calibri" w:eastAsia="Calibri" w:hAnsi="Calibri"/>
+        </w:rPr>
+        <w:t xml:space="preserve"> summary with </w:t>
+      </w:r>
+      <w:r>
+        <w:rPr>
+          <w:rFonts w:ascii="Calibri" w:cs="Calibri" w:eastAsia="Calibri" w:hAnsi="Calibri"/>
+          <w:b/>
+          <w:bCs/>
+        </w:rPr>
+        <w:t xml:space="preserve">Run drift check</w:t>
+      </w:r>
+      <w:r>
+        <w:rPr>
+          <w:rFonts w:ascii="Calibri" w:cs="Calibri" w:eastAsia="Calibri" w:hAnsi="Calibri"/>
+        </w:rPr>
+        <w:t xml:space="preserve">; the </w:t>
+      </w:r>
+      <w:r>
+        <w:rPr>
+          <w:rFonts w:ascii="Calibri" w:cs="Calibri" w:eastAsia="Calibri" w:hAnsi="Calibri"/>
+          <w:b/>
+          <w:bCs/>
+        </w:rPr>
+        <w:t xml:space="preserve">review queue</w:t>
+      </w:r>
+      <w:r>
+        <w:rPr>
+          <w:rFonts w:ascii="Calibri" w:cs="Calibri" w:eastAsia="Calibri" w:hAnsi="Calibri"/>
+        </w:rPr>
+        <w:t xml:space="preserve">; </w:t>
+      </w:r>
+      <w:r>
+        <w:rPr>
+          <w:rFonts w:ascii="Calibri" w:cs="Calibri" w:eastAsia="Calibri" w:hAnsi="Calibri"/>
+          <w:b/>
+          <w:bCs/>
+        </w:rPr>
         <w:t xml:space="preserve">Demo controls</w:t>
       </w:r>
       <w:r>
         <w:rPr>
           <w:rFonts w:ascii="Calibri" w:cs="Calibri" w:eastAsia="Calibri" w:hAnsi="Calibri"/>
         </w:rPr>
-        <w:t xml:space="preserve">.</w:t>
+        <w:t xml:space="preserve">; and, at the bottom, </w:t>
+      </w:r>
+      <w:r>
+        <w:rPr>
+          <w:rFonts w:ascii="Calibri" w:cs="Calibri" w:eastAsia="Calibri" w:hAnsi="Calibri"/>
+          <w:b/>
+          <w:bCs/>
+        </w:rPr>
+        <w:t xml:space="preserve">Recent activity</w:t>
+      </w:r>
+      <w:r>
+        <w:rPr>
+          <w:rFonts w:ascii="Calibri" w:cs="Calibri" w:eastAsia="Calibri" w:hAnsi="Calibri"/>
+        </w:rPr>
+        <w:t xml:space="preserve"> — the last five audit-trail events, grouped and shown with the same icons as the Audit trail page.</w:t>
       </w:r>
     </w:p>
     <w:tbl>
@@ -5799,6 +5965,59 @@
         </w:tc>
       </w:tr>
     </w:tbl>
+    <w:p>
+      <w:pPr>
+        <w:spacing w:after="120" w:line="288"/>
+      </w:pPr>
+      <w:r>
+        <w:rPr>
+          <w:rFonts w:ascii="Calibri" w:cs="Calibri" w:eastAsia="Calibri" w:hAnsi="Calibri"/>
+        </w:rPr>
+        <w:t xml:space="preserve">The </w:t>
+      </w:r>
+      <w:r>
+        <w:rPr>
+          <w:rFonts w:ascii="Calibri" w:cs="Calibri" w:eastAsia="Calibri" w:hAnsi="Calibri"/>
+          <w:b/>
+          <w:bCs/>
+        </w:rPr>
+        <w:t xml:space="preserve">Patches</w:t>
+      </w:r>
+      <w:r>
+        <w:rPr>
+          <w:rFonts w:ascii="Calibri" w:cs="Calibri" w:eastAsia="Calibri" w:hAnsi="Calibri"/>
+        </w:rPr>
+        <w:t xml:space="preserve">, </w:t>
+      </w:r>
+      <w:r>
+        <w:rPr>
+          <w:rFonts w:ascii="Calibri" w:cs="Calibri" w:eastAsia="Calibri" w:hAnsi="Calibri"/>
+          <w:b/>
+          <w:bCs/>
+        </w:rPr>
+        <w:t xml:space="preserve">Verification</w:t>
+      </w:r>
+      <w:r>
+        <w:rPr>
+          <w:rFonts w:ascii="Calibri" w:cs="Calibri" w:eastAsia="Calibri" w:hAnsi="Calibri"/>
+        </w:rPr>
+        <w:t xml:space="preserve"> and </w:t>
+      </w:r>
+      <w:r>
+        <w:rPr>
+          <w:rFonts w:ascii="Calibri" w:cs="Calibri" w:eastAsia="Calibri" w:hAnsi="Calibri"/>
+          <w:b/>
+          <w:bCs/>
+        </w:rPr>
+        <w:t xml:space="preserve">Releases</w:t>
+      </w:r>
+      <w:r>
+        <w:rPr>
+          <w:rFonts w:ascii="Calibri" w:cs="Calibri" w:eastAsia="Calibri" w:hAnsi="Calibri"/>
+        </w:rPr>
+        <w:t xml:space="preserve"> pages use a large page title with no subtitle, so the working area starts higher on screen. Patch cards are larger for readability.</w:t>
+      </w:r>
+    </w:p>
     <w:p>
       <w:pPr>
         <w:pStyle w:val="Heading2"/>
@@ -14764,6 +14983,190 @@
                 <w:szCs w:val="19"/>
               </w:rPr>
               <w:t xml:space="preserve">.</w:t>
+            </w:r>
+          </w:p>
+        </w:tc>
+      </w:tr>
+      <w:tr>
+        <w:trPr>
+          <w:cantSplit/>
+        </w:trPr>
+        <w:tc>
+          <w:tcPr>
+            <w:tcW w:type="dxa" w:w="2800"/>
+            <w:tcBorders>
+              <w:top w:val="single" w:color="D8D4C8" w:sz="4"/>
+              <w:left w:val="single" w:color="D8D4C8" w:sz="4"/>
+              <w:bottom w:val="single" w:color="D8D4C8" w:sz="4"/>
+              <w:right w:val="single" w:color="D8D4C8" w:sz="4"/>
+            </w:tcBorders>
+            <w:tcMar>
+              <w:top w:type="dxa" w:w="80"/>
+              <w:left w:type="dxa" w:w="120"/>
+              <w:bottom w:type="dxa" w:w="80"/>
+              <w:right w:type="dxa" w:w="120"/>
+            </w:tcMar>
+            <w:vAlign w:val="top"/>
+          </w:tcPr>
+          <w:p>
+            <w:pPr>
+              <w:spacing w:after="40" w:line="264"/>
+            </w:pPr>
+            <w:r>
+              <w:rPr>
+                <w:rFonts w:ascii="Consolas" w:cs="Consolas" w:eastAsia="Consolas" w:hAnsi="Consolas"/>
+                <w:b/>
+                <w:bCs/>
+                <w:sz w:val="19"/>
+                <w:szCs w:val="19"/>
+              </w:rPr>
+              <w:t xml:space="preserve">landing/</w:t>
+            </w:r>
+          </w:p>
+        </w:tc>
+        <w:tc>
+          <w:tcPr>
+            <w:tcW w:type="dxa" w:w="6838"/>
+            <w:tcBorders>
+              <w:top w:val="single" w:color="D8D4C8" w:sz="4"/>
+              <w:left w:val="single" w:color="D8D4C8" w:sz="4"/>
+              <w:bottom w:val="single" w:color="D8D4C8" w:sz="4"/>
+              <w:right w:val="single" w:color="D8D4C8" w:sz="4"/>
+            </w:tcBorders>
+            <w:tcMar>
+              <w:top w:type="dxa" w:w="80"/>
+              <w:left w:type="dxa" w:w="120"/>
+              <w:bottom w:type="dxa" w:w="80"/>
+              <w:right w:type="dxa" w:w="120"/>
+            </w:tcMar>
+            <w:vAlign w:val="top"/>
+          </w:tcPr>
+          <w:p>
+            <w:pPr>
+              <w:spacing w:after="40" w:line="264"/>
+            </w:pPr>
+            <w:r>
+              <w:rPr>
+                <w:rFonts w:ascii="Calibri" w:cs="Calibri" w:eastAsia="Calibri" w:hAnsi="Calibri"/>
+                <w:b w:val="false"/>
+                <w:bCs w:val="false"/>
+                <w:sz w:val="19"/>
+                <w:szCs w:val="19"/>
+              </w:rPr>
+              <w:t xml:space="preserve">Marketing landing page (React, Tailwind, three.js): </w:t>
+            </w:r>
+            <w:r>
+              <w:rPr>
+                <w:rFonts w:ascii="Consolas" w:cs="Consolas" w:eastAsia="Consolas" w:hAnsi="Consolas"/>
+                <w:b w:val="false"/>
+                <w:bCs w:val="false"/>
+                <w:sz w:val="19"/>
+                <w:szCs w:val="19"/>
+              </w:rPr>
+              <w:t xml:space="preserve">npm run landing</w:t>
+            </w:r>
+            <w:r>
+              <w:rPr>
+                <w:rFonts w:ascii="Calibri" w:cs="Calibri" w:eastAsia="Calibri" w:hAnsi="Calibri"/>
+                <w:b w:val="false"/>
+                <w:bCs w:val="false"/>
+                <w:sz w:val="19"/>
+                <w:szCs w:val="19"/>
+              </w:rPr>
+              <w:t xml:space="preserve"> for development on port 5174, </w:t>
+            </w:r>
+            <w:r>
+              <w:rPr>
+                <w:rFonts w:ascii="Consolas" w:cs="Consolas" w:eastAsia="Consolas" w:hAnsi="Consolas"/>
+                <w:b w:val="false"/>
+                <w:bCs w:val="false"/>
+                <w:sz w:val="19"/>
+                <w:szCs w:val="19"/>
+              </w:rPr>
+              <w:t xml:space="preserve">npm run landing:build</w:t>
+            </w:r>
+            <w:r>
+              <w:rPr>
+                <w:rFonts w:ascii="Calibri" w:cs="Calibri" w:eastAsia="Calibri" w:hAnsi="Calibri"/>
+                <w:b w:val="false"/>
+                <w:bCs w:val="false"/>
+                <w:sz w:val="19"/>
+                <w:szCs w:val="19"/>
+              </w:rPr>
+              <w:t xml:space="preserve"> to build. See section 14.</w:t>
+            </w:r>
+          </w:p>
+        </w:tc>
+      </w:tr>
+      <w:tr>
+        <w:trPr>
+          <w:cantSplit/>
+        </w:trPr>
+        <w:tc>
+          <w:tcPr>
+            <w:tcW w:type="dxa" w:w="2800"/>
+            <w:tcBorders>
+              <w:top w:val="single" w:color="D8D4C8" w:sz="4"/>
+              <w:left w:val="single" w:color="D8D4C8" w:sz="4"/>
+              <w:bottom w:val="single" w:color="D8D4C8" w:sz="4"/>
+              <w:right w:val="single" w:color="D8D4C8" w:sz="4"/>
+            </w:tcBorders>
+            <w:shd w:fill="FAF9F6" w:color="auto" w:val="clear"/>
+            <w:tcMar>
+              <w:top w:type="dxa" w:w="80"/>
+              <w:left w:type="dxa" w:w="120"/>
+              <w:bottom w:type="dxa" w:w="80"/>
+              <w:right w:type="dxa" w:w="120"/>
+            </w:tcMar>
+            <w:vAlign w:val="top"/>
+          </w:tcPr>
+          <w:p>
+            <w:pPr>
+              <w:spacing w:after="40" w:line="264"/>
+            </w:pPr>
+            <w:r>
+              <w:rPr>
+                <w:rFonts w:ascii="Consolas" w:cs="Consolas" w:eastAsia="Consolas" w:hAnsi="Consolas"/>
+                <w:b/>
+                <w:bCs/>
+                <w:sz w:val="19"/>
+                <w:szCs w:val="19"/>
+              </w:rPr>
+              <w:t xml:space="preserve">CHANGELOG.md</w:t>
+            </w:r>
+          </w:p>
+        </w:tc>
+        <w:tc>
+          <w:tcPr>
+            <w:tcW w:type="dxa" w:w="6838"/>
+            <w:tcBorders>
+              <w:top w:val="single" w:color="D8D4C8" w:sz="4"/>
+              <w:left w:val="single" w:color="D8D4C8" w:sz="4"/>
+              <w:bottom w:val="single" w:color="D8D4C8" w:sz="4"/>
+              <w:right w:val="single" w:color="D8D4C8" w:sz="4"/>
+            </w:tcBorders>
+            <w:shd w:fill="FAF9F6" w:color="auto" w:val="clear"/>
+            <w:tcMar>
+              <w:top w:type="dxa" w:w="80"/>
+              <w:left w:type="dxa" w:w="120"/>
+              <w:bottom w:type="dxa" w:w="80"/>
+              <w:right w:type="dxa" w:w="120"/>
+            </w:tcMar>
+            <w:vAlign w:val="top"/>
+          </w:tcPr>
+          <w:p>
+            <w:pPr>
+              <w:spacing w:after="40" w:line="264"/>
+            </w:pPr>
+            <w:r>
+              <w:rPr>
+                <w:rFonts w:ascii="Calibri" w:cs="Calibri" w:eastAsia="Calibri" w:hAnsi="Calibri"/>
+                <w:b w:val="false"/>
+                <w:bCs w:val="false"/>
+                <w:sz w:val="19"/>
+                <w:szCs w:val="19"/>
+              </w:rPr>
+              <w:t xml:space="preserve">Release notes for v1.0.0 – v1.0.3.</w:t>
             </w:r>
           </w:p>
         </w:tc>
@@ -22675,6 +23078,654 @@
         </w:tc>
       </w:tr>
     </w:tbl>
+    <w:p>
+      <w:pPr>
+        <w:pStyle w:val="Heading1"/>
+        <w:pageBreakBefore/>
+        <w:spacing w:after="200" w:before="0"/>
+      </w:pPr>
+      <w:bookmarkStart w:name="_Toc47" w:id="47"/>
+      <w:r>
+        <w:rPr>
+          <w:rFonts w:ascii="Georgia" w:cs="Georgia" w:eastAsia="Georgia" w:hAnsi="Georgia"/>
+        </w:rPr>
+        <w:t xml:space="preserve">14. Landing page and version history</w:t>
+      </w:r>
+      <w:bookmarkEnd w:id="47"/>
+    </w:p>
+    <w:p>
+      <w:pPr>
+        <w:pStyle w:val="Heading2"/>
+        <w:keepNext/>
+        <w:spacing w:after="120" w:before="320"/>
+      </w:pPr>
+      <w:bookmarkStart w:name="_Toc48" w:id="48"/>
+      <w:r>
+        <w:rPr>
+          <w:rFonts w:ascii="Georgia" w:cs="Georgia" w:eastAsia="Georgia" w:hAnsi="Georgia"/>
+        </w:rPr>
+        <w:t xml:space="preserve">14.1 The landing page (v1.0.3)</w:t>
+      </w:r>
+      <w:bookmarkEnd w:id="48"/>
+    </w:p>
+    <w:p>
+      <w:pPr>
+        <w:spacing w:after="120" w:line="288"/>
+      </w:pPr>
+      <w:r>
+        <w:rPr>
+          <w:rFonts w:ascii="Calibri" w:cs="Calibri" w:eastAsia="Calibri" w:hAnsi="Calibri"/>
+        </w:rPr>
+        <w:t xml:space="preserve">A separate, public-facing page that introduces the product. Run it with </w:t>
+      </w:r>
+      <w:r>
+        <w:rPr>
+          <w:rFonts w:ascii="Consolas" w:cs="Consolas" w:eastAsia="Consolas" w:hAnsi="Consolas"/>
+          <w:color w:val="4C3FD6"/>
+          <w:sz w:val="19"/>
+          <w:szCs w:val="19"/>
+        </w:rPr>
+        <w:t xml:space="preserve">npm run landing</w:t>
+      </w:r>
+      <w:r>
+        <w:rPr>
+          <w:rFonts w:ascii="Calibri" w:cs="Calibri" w:eastAsia="Calibri" w:hAnsi="Calibri"/>
+        </w:rPr>
+        <w:t xml:space="preserve"> (http://localhost:5174). It is independent of Studio and the server; its </w:t>
+      </w:r>
+      <w:r>
+        <w:rPr>
+          <w:rFonts w:ascii="Calibri" w:cs="Calibri" w:eastAsia="Calibri" w:hAnsi="Calibri"/>
+          <w:b/>
+          <w:bCs/>
+        </w:rPr>
+        <w:t xml:space="preserve">Open Studio</w:t>
+      </w:r>
+      <w:r>
+        <w:rPr>
+          <w:rFonts w:ascii="Calibri" w:cs="Calibri" w:eastAsia="Calibri" w:hAnsi="Calibri"/>
+        </w:rPr>
+        <w:t xml:space="preserve"> buttons point at Studio on port 4000.</w:t>
+      </w:r>
+    </w:p>
+    <w:p>
+      <w:pPr>
+        <w:pStyle w:val="ListParagraph"/>
+        <w:numPr>
+          <w:ilvl w:val="0"/>
+          <w:numId w:val="2"/>
+        </w:numPr>
+        <w:spacing w:after="70" w:line="276"/>
+      </w:pPr>
+      <w:r>
+        <w:rPr>
+          <w:rFonts w:ascii="Calibri" w:cs="Calibri" w:eastAsia="Calibri" w:hAnsi="Calibri"/>
+          <w:b/>
+          <w:bCs/>
+        </w:rPr>
+        <w:t xml:space="preserve">Dark premium theme</w:t>
+      </w:r>
+      <w:r>
+        <w:rPr>
+          <w:rFonts w:ascii="Calibri" w:cs="Calibri" w:eastAsia="Calibri" w:hAnsi="Calibri"/>
+        </w:rPr>
+        <w:t xml:space="preserve"> — near-black canvas, emerald accent, Geist and Geist Mono type.</w:t>
+      </w:r>
+    </w:p>
+    <w:p>
+      <w:pPr>
+        <w:pStyle w:val="ListParagraph"/>
+        <w:numPr>
+          <w:ilvl w:val="0"/>
+          <w:numId w:val="2"/>
+        </w:numPr>
+        <w:spacing w:after="70" w:line="276"/>
+      </w:pPr>
+      <w:r>
+        <w:rPr>
+          <w:rFonts w:ascii="Calibri" w:cs="Calibri" w:eastAsia="Calibri" w:hAnsi="Calibri"/>
+          <w:b/>
+          <w:bCs/>
+        </w:rPr>
+        <w:t xml:space="preserve">Patch-themed background</w:t>
+      </w:r>
+      <w:r>
+        <w:rPr>
+          <w:rFonts w:ascii="Calibri" w:cs="Calibri" w:eastAsia="Calibri" w:hAnsi="Calibri"/>
+        </w:rPr>
+        <w:t xml:space="preserve"> — a full-page field of drifting bubbles and stitched patch squares; red × marks flip to emerald ✓ as you scroll past. The bubbles react to the cursor (they move away) and pop with a spark when clicked. It pauses when the tab is hidden and shows a still frame if the visitor prefers reduced motion.</w:t>
+      </w:r>
+    </w:p>
+    <w:p>
+      <w:pPr>
+        <w:pStyle w:val="ListParagraph"/>
+        <w:numPr>
+          <w:ilvl w:val="0"/>
+          <w:numId w:val="2"/>
+        </w:numPr>
+        <w:spacing w:after="70" w:line="276"/>
+      </w:pPr>
+      <w:r>
+        <w:rPr>
+          <w:rFonts w:ascii="Calibri" w:cs="Calibri" w:eastAsia="Calibri" w:hAnsi="Calibri"/>
+          <w:b/>
+          <w:bCs/>
+        </w:rPr>
+        <w:t xml:space="preserve">Scrolling</w:t>
+      </w:r>
+      <w:r>
+        <w:rPr>
+          <w:rFonts w:ascii="Calibri" w:cs="Calibri" w:eastAsia="Calibri" w:hAnsi="Calibri"/>
+        </w:rPr>
+        <w:t xml:space="preserve"> — smooth (Lenis) scrolling, a progress bar along the top, parallax in the hero, scroll-linked line and number highlights in “How it works”, and a spotlight that follows the cursor on cards.</w:t>
+      </w:r>
+    </w:p>
+    <w:p>
+      <w:pPr>
+        <w:pStyle w:val="ListParagraph"/>
+        <w:numPr>
+          <w:ilvl w:val="0"/>
+          <w:numId w:val="2"/>
+        </w:numPr>
+        <w:spacing w:after="70" w:line="276"/>
+      </w:pPr>
+      <w:r>
+        <w:rPr>
+          <w:rFonts w:ascii="Calibri" w:cs="Calibri" w:eastAsia="Calibri" w:hAnsi="Calibri"/>
+          <w:b/>
+          <w:bCs/>
+        </w:rPr>
+        <w:t xml:space="preserve">Header</w:t>
+      </w:r>
+      <w:r>
+        <w:rPr>
+          <w:rFonts w:ascii="Calibri" w:cs="Calibri" w:eastAsia="Calibri" w:hAnsi="Calibri"/>
+        </w:rPr>
+        <w:t xml:space="preserve"> — a taller bar with a larger logo and the Patchwork brand name; nav links for How it works, Playground and Features; GitHub and </w:t>
+      </w:r>
+      <w:r>
+        <w:rPr>
+          <w:rFonts w:ascii="Calibri" w:cs="Calibri" w:eastAsia="Calibri" w:hAnsi="Calibri"/>
+          <w:b/>
+          <w:bCs/>
+        </w:rPr>
+        <w:t xml:space="preserve">Open Studio</w:t>
+      </w:r>
+      <w:r>
+        <w:rPr>
+          <w:rFonts w:ascii="Calibri" w:cs="Calibri" w:eastAsia="Calibri" w:hAnsi="Calibri"/>
+        </w:rPr>
+        <w:t xml:space="preserve"> buttons.</w:t>
+      </w:r>
+    </w:p>
+    <w:p>
+      <w:pPr>
+        <w:pStyle w:val="ListParagraph"/>
+        <w:numPr>
+          <w:ilvl w:val="0"/>
+          <w:numId w:val="2"/>
+        </w:numPr>
+        <w:spacing w:after="70" w:line="276"/>
+      </w:pPr>
+      <w:r>
+        <w:rPr>
+          <w:rFonts w:ascii="Calibri" w:cs="Calibri" w:eastAsia="Calibri" w:hAnsi="Calibri"/>
+          <w:b/>
+          <w:bCs/>
+        </w:rPr>
+        <w:t xml:space="preserve">Sections</w:t>
+      </w:r>
+      <w:r>
+        <w:rPr>
+          <w:rFonts w:ascii="Calibri" w:cs="Calibri" w:eastAsia="Calibri" w:hAnsi="Calibri"/>
+        </w:rPr>
+        <w:t xml:space="preserve"> — hero with an interactive 3D component tree, a four-card strip (0 full-site redeploys · multi-signal self-heal locator · 7 check types · SHA-256 audit chain), How it works, a live Playground, a feature grid and the footer (shows v1.0.3).</w:t>
+      </w:r>
+    </w:p>
+    <w:p>
+      <w:pPr>
+        <w:spacing w:after="120" w:line="288"/>
+      </w:pPr>
+      <w:r>
+        <w:rPr>
+          <w:rFonts w:ascii="Calibri" w:cs="Calibri" w:eastAsia="Calibri" w:hAnsi="Calibri"/>
+        </w:rPr>
+        <w:t xml:space="preserve">The 22-check interaction and mobile test for the page is </w:t>
+      </w:r>
+      <w:r>
+        <w:rPr>
+          <w:rFonts w:ascii="Consolas" w:cs="Consolas" w:eastAsia="Consolas" w:hAnsi="Consolas"/>
+          <w:color w:val="4C3FD6"/>
+          <w:sz w:val="19"/>
+          <w:szCs w:val="19"/>
+        </w:rPr>
+        <w:t xml:space="preserve">npm run test:landing</w:t>
+      </w:r>
+      <w:r>
+        <w:rPr>
+          <w:rFonts w:ascii="Calibri" w:cs="Calibri" w:eastAsia="Calibri" w:hAnsi="Calibri"/>
+        </w:rPr>
+        <w:t xml:space="preserve"> (start </w:t>
+      </w:r>
+      <w:r>
+        <w:rPr>
+          <w:rFonts w:ascii="Consolas" w:cs="Consolas" w:eastAsia="Consolas" w:hAnsi="Consolas"/>
+          <w:color w:val="4C3FD6"/>
+          <w:sz w:val="19"/>
+          <w:szCs w:val="19"/>
+        </w:rPr>
+        <w:t xml:space="preserve">vite preview</w:t>
+      </w:r>
+      <w:r>
+        <w:rPr>
+          <w:rFonts w:ascii="Calibri" w:cs="Calibri" w:eastAsia="Calibri" w:hAnsi="Calibri"/>
+        </w:rPr>
+        <w:t xml:space="preserve"> first and pass its address in </w:t>
+      </w:r>
+      <w:r>
+        <w:rPr>
+          <w:rFonts w:ascii="Consolas" w:cs="Consolas" w:eastAsia="Consolas" w:hAnsi="Consolas"/>
+          <w:color w:val="4C3FD6"/>
+          <w:sz w:val="19"/>
+          <w:szCs w:val="19"/>
+        </w:rPr>
+        <w:t xml:space="preserve">LANDING_URL</w:t>
+      </w:r>
+      <w:r>
+        <w:rPr>
+          <w:rFonts w:ascii="Calibri" w:cs="Calibri" w:eastAsia="Calibri" w:hAnsi="Calibri"/>
+        </w:rPr>
+        <w:t xml:space="preserve">).</w:t>
+      </w:r>
+    </w:p>
+    <w:p>
+      <w:pPr>
+        <w:pStyle w:val="Heading2"/>
+        <w:keepNext/>
+        <w:spacing w:after="120" w:before="320"/>
+      </w:pPr>
+      <w:bookmarkStart w:name="_Toc49" w:id="49"/>
+      <w:r>
+        <w:rPr>
+          <w:rFonts w:ascii="Georgia" w:cs="Georgia" w:eastAsia="Georgia" w:hAnsi="Georgia"/>
+        </w:rPr>
+        <w:t xml:space="preserve">14.2 Version history</w:t>
+      </w:r>
+      <w:bookmarkEnd w:id="49"/>
+    </w:p>
+    <w:tbl>
+      <w:tblPr>
+        <w:tblW w:type="dxa" w:w="9638"/>
+        <w:tblBorders>
+          <w:top w:val="single" w:color="auto" w:sz="4"/>
+          <w:left w:val="single" w:color="auto" w:sz="4"/>
+          <w:bottom w:val="single" w:color="auto" w:sz="4"/>
+          <w:right w:val="single" w:color="auto" w:sz="4"/>
+          <w:insideH w:val="single" w:color="auto" w:sz="4"/>
+          <w:insideV w:val="single" w:color="auto" w:sz="4"/>
+        </w:tblBorders>
+      </w:tblPr>
+      <w:tblGrid>
+        <w:gridCol w:w="1500"/>
+        <w:gridCol w:w="8138"/>
+      </w:tblGrid>
+      <w:tr>
+        <w:trPr>
+          <w:cantSplit/>
+          <w:tblHeader/>
+        </w:trPr>
+        <w:tc>
+          <w:tcPr>
+            <w:tcW w:type="dxa" w:w="1500"/>
+            <w:tcBorders>
+              <w:top w:val="single" w:color="4C3FD6" w:sz="4"/>
+              <w:left w:val="single" w:color="4C3FD6" w:sz="4"/>
+              <w:bottom w:val="single" w:color="4C3FD6" w:sz="4"/>
+              <w:right w:val="single" w:color="4C3FD6" w:sz="4"/>
+            </w:tcBorders>
+            <w:shd w:fill="4C3FD6" w:color="auto" w:val="clear"/>
+            <w:tcMar>
+              <w:top w:type="dxa" w:w="80"/>
+              <w:left w:type="dxa" w:w="120"/>
+              <w:bottom w:type="dxa" w:w="80"/>
+              <w:right w:type="dxa" w:w="120"/>
+            </w:tcMar>
+            <w:vAlign w:val="top"/>
+          </w:tcPr>
+          <w:p>
+            <w:pPr>
+              <w:spacing w:after="40" w:line="264"/>
+            </w:pPr>
+            <w:r>
+              <w:rPr>
+                <w:rFonts w:ascii="Calibri" w:cs="Calibri" w:eastAsia="Calibri" w:hAnsi="Calibri"/>
+                <w:b/>
+                <w:bCs/>
+                <w:color w:val="FFFFFF"/>
+                <w:sz w:val="19"/>
+                <w:szCs w:val="19"/>
+              </w:rPr>
+              <w:t xml:space="preserve">Version</w:t>
+            </w:r>
+          </w:p>
+        </w:tc>
+        <w:tc>
+          <w:tcPr>
+            <w:tcW w:type="dxa" w:w="8138"/>
+            <w:tcBorders>
+              <w:top w:val="single" w:color="4C3FD6" w:sz="4"/>
+              <w:left w:val="single" w:color="4C3FD6" w:sz="4"/>
+              <w:bottom w:val="single" w:color="4C3FD6" w:sz="4"/>
+              <w:right w:val="single" w:color="4C3FD6" w:sz="4"/>
+            </w:tcBorders>
+            <w:shd w:fill="4C3FD6" w:color="auto" w:val="clear"/>
+            <w:tcMar>
+              <w:top w:type="dxa" w:w="80"/>
+              <w:left w:type="dxa" w:w="120"/>
+              <w:bottom w:type="dxa" w:w="80"/>
+              <w:right w:type="dxa" w:w="120"/>
+            </w:tcMar>
+            <w:vAlign w:val="top"/>
+          </w:tcPr>
+          <w:p>
+            <w:pPr>
+              <w:spacing w:after="40" w:line="264"/>
+            </w:pPr>
+            <w:r>
+              <w:rPr>
+                <w:rFonts w:ascii="Calibri" w:cs="Calibri" w:eastAsia="Calibri" w:hAnsi="Calibri"/>
+                <w:b/>
+                <w:bCs/>
+                <w:color w:val="FFFFFF"/>
+                <w:sz w:val="19"/>
+                <w:szCs w:val="19"/>
+              </w:rPr>
+              <w:t xml:space="preserve">What changed</w:t>
+            </w:r>
+          </w:p>
+        </w:tc>
+      </w:tr>
+      <w:tr>
+        <w:trPr>
+          <w:cantSplit/>
+        </w:trPr>
+        <w:tc>
+          <w:tcPr>
+            <w:tcW w:type="dxa" w:w="1500"/>
+            <w:tcBorders>
+              <w:top w:val="single" w:color="D8D4C8" w:sz="4"/>
+              <w:left w:val="single" w:color="D8D4C8" w:sz="4"/>
+              <w:bottom w:val="single" w:color="D8D4C8" w:sz="4"/>
+              <w:right w:val="single" w:color="D8D4C8" w:sz="4"/>
+            </w:tcBorders>
+            <w:tcMar>
+              <w:top w:type="dxa" w:w="80"/>
+              <w:left w:type="dxa" w:w="120"/>
+              <w:bottom w:type="dxa" w:w="80"/>
+              <w:right w:type="dxa" w:w="120"/>
+            </w:tcMar>
+            <w:vAlign w:val="top"/>
+          </w:tcPr>
+          <w:p>
+            <w:pPr>
+              <w:spacing w:after="40" w:line="264"/>
+            </w:pPr>
+            <w:r>
+              <w:rPr>
+                <w:rFonts w:ascii="Calibri" w:cs="Calibri" w:eastAsia="Calibri" w:hAnsi="Calibri"/>
+                <w:sz w:val="19"/>
+                <w:szCs w:val="19"/>
+              </w:rPr>
+              <w:t xml:space="preserve">v1.0.3</w:t>
+            </w:r>
+          </w:p>
+        </w:tc>
+        <w:tc>
+          <w:tcPr>
+            <w:tcW w:type="dxa" w:w="8138"/>
+            <w:tcBorders>
+              <w:top w:val="single" w:color="D8D4C8" w:sz="4"/>
+              <w:left w:val="single" w:color="D8D4C8" w:sz="4"/>
+              <w:bottom w:val="single" w:color="D8D4C8" w:sz="4"/>
+              <w:right w:val="single" w:color="D8D4C8" w:sz="4"/>
+            </w:tcBorders>
+            <w:tcMar>
+              <w:top w:type="dxa" w:w="80"/>
+              <w:left w:type="dxa" w:w="120"/>
+              <w:bottom w:type="dxa" w:w="80"/>
+              <w:right w:type="dxa" w:w="120"/>
+            </w:tcMar>
+            <w:vAlign w:val="top"/>
+          </w:tcPr>
+          <w:p>
+            <w:pPr>
+              <w:spacing w:after="40" w:line="264"/>
+            </w:pPr>
+            <w:r>
+              <w:rPr>
+                <w:rFonts w:ascii="Calibri" w:cs="Calibri" w:eastAsia="Calibri" w:hAnsi="Calibri"/>
+                <w:b w:val="false"/>
+                <w:bCs w:val="false"/>
+                <w:sz w:val="19"/>
+                <w:szCs w:val="19"/>
+              </w:rPr>
+              <w:t xml:space="preserve">Landing page: dark premium theme, patch-themed animated background, scroll effects, larger header and logo; stats strip reworded to claims that can be verified in the code.</w:t>
+            </w:r>
+          </w:p>
+        </w:tc>
+      </w:tr>
+      <w:tr>
+        <w:trPr>
+          <w:cantSplit/>
+        </w:trPr>
+        <w:tc>
+          <w:tcPr>
+            <w:tcW w:type="dxa" w:w="1500"/>
+            <w:tcBorders>
+              <w:top w:val="single" w:color="D8D4C8" w:sz="4"/>
+              <w:left w:val="single" w:color="D8D4C8" w:sz="4"/>
+              <w:bottom w:val="single" w:color="D8D4C8" w:sz="4"/>
+              <w:right w:val="single" w:color="D8D4C8" w:sz="4"/>
+            </w:tcBorders>
+            <w:shd w:fill="FAF9F6" w:color="auto" w:val="clear"/>
+            <w:tcMar>
+              <w:top w:type="dxa" w:w="80"/>
+              <w:left w:type="dxa" w:w="120"/>
+              <w:bottom w:type="dxa" w:w="80"/>
+              <w:right w:type="dxa" w:w="120"/>
+            </w:tcMar>
+            <w:vAlign w:val="top"/>
+          </w:tcPr>
+          <w:p>
+            <w:pPr>
+              <w:spacing w:after="40" w:line="264"/>
+            </w:pPr>
+            <w:r>
+              <w:rPr>
+                <w:rFonts w:ascii="Calibri" w:cs="Calibri" w:eastAsia="Calibri" w:hAnsi="Calibri"/>
+                <w:sz w:val="19"/>
+                <w:szCs w:val="19"/>
+              </w:rPr>
+              <w:t xml:space="preserve">v1.0.2</w:t>
+            </w:r>
+          </w:p>
+        </w:tc>
+        <w:tc>
+          <w:tcPr>
+            <w:tcW w:type="dxa" w:w="8138"/>
+            <w:tcBorders>
+              <w:top w:val="single" w:color="D8D4C8" w:sz="4"/>
+              <w:left w:val="single" w:color="D8D4C8" w:sz="4"/>
+              <w:bottom w:val="single" w:color="D8D4C8" w:sz="4"/>
+              <w:right w:val="single" w:color="D8D4C8" w:sz="4"/>
+            </w:tcBorders>
+            <w:shd w:fill="FAF9F6" w:color="auto" w:val="clear"/>
+            <w:tcMar>
+              <w:top w:type="dxa" w:w="80"/>
+              <w:left w:type="dxa" w:w="120"/>
+              <w:bottom w:type="dxa" w:w="80"/>
+              <w:right w:type="dxa" w:w="120"/>
+            </w:tcMar>
+            <w:vAlign w:val="top"/>
+          </w:tcPr>
+          <w:p>
+            <w:pPr>
+              <w:spacing w:after="40" w:line="264"/>
+            </w:pPr>
+            <w:r>
+              <w:rPr>
+                <w:rFonts w:ascii="Calibri" w:cs="Calibri" w:eastAsia="Calibri" w:hAnsi="Calibri"/>
+                <w:b w:val="false"/>
+                <w:bCs w:val="false"/>
+                <w:sz w:val="19"/>
+                <w:szCs w:val="19"/>
+              </w:rPr>
+              <w:t xml:space="preserve">Studio: redesigned Overview (welcome strip, pipeline card, larger elements, activity moved to the bottom showing the last five events with audit-style icons); Patches, Verification and Releases headers enlarged and subtitles removed; name corrected to “Alex Dsouza”.</w:t>
+            </w:r>
+          </w:p>
+        </w:tc>
+      </w:tr>
+      <w:tr>
+        <w:trPr>
+          <w:cantSplit/>
+        </w:trPr>
+        <w:tc>
+          <w:tcPr>
+            <w:tcW w:type="dxa" w:w="1500"/>
+            <w:tcBorders>
+              <w:top w:val="single" w:color="D8D4C8" w:sz="4"/>
+              <w:left w:val="single" w:color="D8D4C8" w:sz="4"/>
+              <w:bottom w:val="single" w:color="D8D4C8" w:sz="4"/>
+              <w:right w:val="single" w:color="D8D4C8" w:sz="4"/>
+            </w:tcBorders>
+            <w:tcMar>
+              <w:top w:type="dxa" w:w="80"/>
+              <w:left w:type="dxa" w:w="120"/>
+              <w:bottom w:type="dxa" w:w="80"/>
+              <w:right w:type="dxa" w:w="120"/>
+            </w:tcMar>
+            <w:vAlign w:val="top"/>
+          </w:tcPr>
+          <w:p>
+            <w:pPr>
+              <w:spacing w:after="40" w:line="264"/>
+            </w:pPr>
+            <w:r>
+              <w:rPr>
+                <w:rFonts w:ascii="Calibri" w:cs="Calibri" w:eastAsia="Calibri" w:hAnsi="Calibri"/>
+                <w:sz w:val="19"/>
+                <w:szCs w:val="19"/>
+              </w:rPr>
+              <w:t xml:space="preserve">v1.0.1</w:t>
+            </w:r>
+          </w:p>
+        </w:tc>
+        <w:tc>
+          <w:tcPr>
+            <w:tcW w:type="dxa" w:w="8138"/>
+            <w:tcBorders>
+              <w:top w:val="single" w:color="D8D4C8" w:sz="4"/>
+              <w:left w:val="single" w:color="D8D4C8" w:sz="4"/>
+              <w:bottom w:val="single" w:color="D8D4C8" w:sz="4"/>
+              <w:right w:val="single" w:color="D8D4C8" w:sz="4"/>
+            </w:tcBorders>
+            <w:tcMar>
+              <w:top w:type="dxa" w:w="80"/>
+              <w:left w:type="dxa" w:w="120"/>
+              <w:bottom w:type="dxa" w:w="80"/>
+              <w:right w:type="dxa" w:w="120"/>
+            </w:tcMar>
+            <w:vAlign w:val="top"/>
+          </w:tcPr>
+          <w:p>
+            <w:pPr>
+              <w:spacing w:after="40" w:line="264"/>
+            </w:pPr>
+            <w:r>
+              <w:rPr>
+                <w:rFonts w:ascii="Calibri" w:cs="Calibri" w:eastAsia="Calibri" w:hAnsi="Calibri"/>
+                <w:b w:val="false"/>
+                <w:bCs w:val="false"/>
+                <w:sz w:val="19"/>
+                <w:szCs w:val="19"/>
+              </w:rPr>
+              <w:t xml:space="preserve">Landing page refresh (warm light theme, browser-framed 3D hero, unified feature grid, shorter playground).</w:t>
+            </w:r>
+          </w:p>
+        </w:tc>
+      </w:tr>
+      <w:tr>
+        <w:trPr>
+          <w:cantSplit/>
+        </w:trPr>
+        <w:tc>
+          <w:tcPr>
+            <w:tcW w:type="dxa" w:w="1500"/>
+            <w:tcBorders>
+              <w:top w:val="single" w:color="D8D4C8" w:sz="4"/>
+              <w:left w:val="single" w:color="D8D4C8" w:sz="4"/>
+              <w:bottom w:val="single" w:color="D8D4C8" w:sz="4"/>
+              <w:right w:val="single" w:color="D8D4C8" w:sz="4"/>
+            </w:tcBorders>
+            <w:shd w:fill="FAF9F6" w:color="auto" w:val="clear"/>
+            <w:tcMar>
+              <w:top w:type="dxa" w:w="80"/>
+              <w:left w:type="dxa" w:w="120"/>
+              <w:bottom w:type="dxa" w:w="80"/>
+              <w:right w:type="dxa" w:w="120"/>
+            </w:tcMar>
+            <w:vAlign w:val="top"/>
+          </w:tcPr>
+          <w:p>
+            <w:pPr>
+              <w:spacing w:after="40" w:line="264"/>
+            </w:pPr>
+            <w:r>
+              <w:rPr>
+                <w:rFonts w:ascii="Calibri" w:cs="Calibri" w:eastAsia="Calibri" w:hAnsi="Calibri"/>
+                <w:sz w:val="19"/>
+                <w:szCs w:val="19"/>
+              </w:rPr>
+              <w:t xml:space="preserve">v1.0.0</w:t>
+            </w:r>
+          </w:p>
+        </w:tc>
+        <w:tc>
+          <w:tcPr>
+            <w:tcW w:type="dxa" w:w="8138"/>
+            <w:tcBorders>
+              <w:top w:val="single" w:color="D8D4C8" w:sz="4"/>
+              <w:left w:val="single" w:color="D8D4C8" w:sz="4"/>
+              <w:bottom w:val="single" w:color="D8D4C8" w:sz="4"/>
+              <w:right w:val="single" w:color="D8D4C8" w:sz="4"/>
+            </w:tcBorders>
+            <w:shd w:fill="FAF9F6" w:color="auto" w:val="clear"/>
+            <w:tcMar>
+              <w:top w:type="dxa" w:w="80"/>
+              <w:left w:type="dxa" w:w="120"/>
+              <w:bottom w:type="dxa" w:w="80"/>
+              <w:right w:type="dxa" w:w="120"/>
+            </w:tcMar>
+            <w:vAlign w:val="top"/>
+          </w:tcPr>
+          <w:p>
+            <w:pPr>
+              <w:spacing w:after="40" w:line="264"/>
+            </w:pPr>
+            <w:r>
+              <w:rPr>
+                <w:rFonts w:ascii="Calibri" w:cs="Calibri" w:eastAsia="Calibri" w:hAnsi="Calibri"/>
+                <w:b w:val="false"/>
+                <w:bCs w:val="false"/>
+                <w:sz w:val="19"/>
+                <w:szCs w:val="19"/>
+              </w:rPr>
+              <w:t xml:space="preserve">Initial prototype: all six requirements plus extras.</w:t>
+            </w:r>
+          </w:p>
+        </w:tc>
+      </w:tr>
+    </w:tbl>
     <w:sectPr>
       <w:headerReference w:type="default" r:id="rId6"/>
       <w:footerReference w:type="default" r:id="rId7"/>
@@ -22739,7 +23790,7 @@
         <w:sz w:val="17"/>
         <w:szCs w:val="17"/>
       </w:rPr>
-      <w:t xml:space="preserve">Hotfix the Internet</w:t>
+      <w:t xml:space="preserve">Hotfix the Internet · v1.0.3</w:t>
     </w:r>
     <w:r>
       <w:rPr>

--- a/docs/PATCHWORK_Manual.docx
+++ b/docs/PATCHWORK_Manual.docx
@@ -9501,6 +9501,125 @@
         <w:t xml:space="preserve">: a before/after slider and a diff map (indigo = expected change inside a patched element, red = unexpected). Run history is kept on the left.</w:t>
       </w:r>
     </w:p>
+    <w:tbl>
+      <w:tblPr>
+        <w:tblW w:type="dxa" w:w="9638"/>
+        <w:tblBorders>
+          <w:top w:val="single" w:color="auto" w:sz="4"/>
+          <w:left w:val="single" w:color="auto" w:sz="4"/>
+          <w:bottom w:val="single" w:color="auto" w:sz="4"/>
+          <w:right w:val="single" w:color="auto" w:sz="4"/>
+          <w:insideH w:val="single" w:color="auto" w:sz="4"/>
+          <w:insideV w:val="single" w:color="auto" w:sz="4"/>
+        </w:tblBorders>
+      </w:tblPr>
+      <w:tblGrid>
+        <w:gridCol w:w="9638"/>
+      </w:tblGrid>
+      <w:tr>
+        <w:tc>
+          <w:tcPr>
+            <w:tcW w:type="dxa" w:w="9638"/>
+            <w:tcBorders>
+              <w:top w:val="single" w:color="EEEBFF" w:sz="4"/>
+              <w:left w:val="single" w:color="4C3FD6" w:sz="24"/>
+              <w:bottom w:val="single" w:color="EEEBFF" w:sz="4"/>
+              <w:right w:val="single" w:color="EEEBFF" w:sz="4"/>
+            </w:tcBorders>
+            <w:shd w:fill="EEEBFF" w:color="auto" w:val="clear"/>
+            <w:tcMar>
+              <w:top w:type="dxa" w:w="140"/>
+              <w:left w:type="dxa" w:w="220"/>
+              <w:bottom w:type="dxa" w:w="120"/>
+              <w:right w:type="dxa" w:w="220"/>
+            </w:tcMar>
+          </w:tcPr>
+          <w:p>
+            <w:pPr>
+              <w:spacing w:after="60"/>
+            </w:pPr>
+            <w:r>
+              <w:rPr>
+                <w:rFonts w:ascii="Calibri" w:cs="Calibri" w:eastAsia="Calibri" w:hAnsi="Calibri"/>
+                <w:b/>
+                <w:bCs/>
+                <w:color w:val="4C3FD6"/>
+                <w:sz w:val="21"/>
+                <w:szCs w:val="21"/>
+              </w:rPr>
+              <w:t xml:space="preserve">Fix with AI</w:t>
+            </w:r>
+          </w:p>
+          <w:p>
+            <w:pPr>
+              <w:spacing w:after="50" w:line="270"/>
+            </w:pPr>
+            <w:r>
+              <w:rPr>
+                <w:rFonts w:ascii="Calibri" w:cs="Calibri" w:eastAsia="Calibri" w:hAnsi="Calibri"/>
+                <w:sz w:val="20"/>
+                <w:szCs w:val="20"/>
+              </w:rPr>
+              <w:t xml:space="preserve">If a run is blocked or has warnings, press </w:t>
+            </w:r>
+            <w:r>
+              <w:rPr>
+                <w:rFonts w:ascii="Calibri" w:cs="Calibri" w:eastAsia="Calibri" w:hAnsi="Calibri"/>
+                <w:b/>
+                <w:bCs/>
+                <w:sz w:val="20"/>
+                <w:szCs w:val="20"/>
+              </w:rPr>
+              <w:t xml:space="preserve">Fix with AI and re-verify</w:t>
+            </w:r>
+            <w:r>
+              <w:rPr>
+                <w:rFonts w:ascii="Calibri" w:cs="Calibri" w:eastAsia="Calibri" w:hAnsi="Calibri"/>
+                <w:sz w:val="20"/>
+                <w:szCs w:val="20"/>
+              </w:rPr>
+              <w:t xml:space="preserve">. PATCHWORK finds the cause, corrects the patch set and re-runs verification; when it passes you are taken to </w:t>
+            </w:r>
+            <w:r>
+              <w:rPr>
+                <w:rFonts w:ascii="Calibri" w:cs="Calibri" w:eastAsia="Calibri" w:hAnsi="Calibri"/>
+                <w:b/>
+                <w:bCs/>
+                <w:sz w:val="20"/>
+                <w:szCs w:val="20"/>
+              </w:rPr>
+              <w:t xml:space="preserve">Releases</w:t>
+            </w:r>
+            <w:r>
+              <w:rPr>
+                <w:rFonts w:ascii="Calibri" w:cs="Calibri" w:eastAsia="Calibri" w:hAnsi="Calibri"/>
+                <w:sz w:val="20"/>
+                <w:szCs w:val="20"/>
+              </w:rPr>
+              <w:t xml:space="preserve"> with that set selected. It adds back live patches the set dropped, and removes patches that cannot apply, hide too much of the page while a critical flow fails, or inject a script that throws. Claude explains the change in plain English when connected; the corrections are deterministic rules. Patches that still need approval are reported, not changed. You still press </w:t>
+            </w:r>
+            <w:r>
+              <w:rPr>
+                <w:rFonts w:ascii="Calibri" w:cs="Calibri" w:eastAsia="Calibri" w:hAnsi="Calibri"/>
+                <w:b/>
+                <w:bCs/>
+                <w:sz w:val="20"/>
+                <w:szCs w:val="20"/>
+              </w:rPr>
+              <w:t xml:space="preserve">Create release</w:t>
+            </w:r>
+            <w:r>
+              <w:rPr>
+                <w:rFonts w:ascii="Calibri" w:cs="Calibri" w:eastAsia="Calibri" w:hAnsi="Calibri"/>
+                <w:sz w:val="20"/>
+                <w:szCs w:val="20"/>
+              </w:rPr>
+              <w:t xml:space="preserve"> yourself.</w:t>
+            </w:r>
+          </w:p>
+        </w:tc>
+      </w:tr>
+    </w:tbl>
     <w:p>
       <w:pPr>
         <w:pStyle w:val="Heading2"/>
